--- a/docx_chapters/11_Trail_1__Seven_Islands.docx
+++ b/docx_chapters/11_Trail_1__Seven_Islands.docx
@@ -164,18 +164,18 @@
               <w:pStyle w:val="Compact"/>
             </w:pPr>
             <w:r>
-              <w:t xml:space="preserve">Time Estimate - Hiking Fast</w:t>
-            </w:r>
-          </w:p>
-        </w:tc>
-        <w:tc>
-          <w:tcPr/>
-          <w:p>
-            <w:pPr>
-              <w:pStyle w:val="Compact"/>
-            </w:pPr>
-            <w:r>
-              <w:t xml:space="preserve">1.5 - 3 hours</w:t>
+              <w:t xml:space="preserve">Time from Knoxville</w:t>
+            </w:r>
+          </w:p>
+        </w:tc>
+        <w:tc>
+          <w:tcPr/>
+          <w:p>
+            <w:pPr>
+              <w:pStyle w:val="Compact"/>
+            </w:pPr>
+            <w:r>
+              <w:t xml:space="preserve">30 mins</w:t>
             </w:r>
           </w:p>
         </w:tc>

--- a/docx_chapters/11_Trail_1__Seven_Islands.docx
+++ b/docx_chapters/11_Trail_1__Seven_Islands.docx
@@ -332,7 +332,7 @@
               <w:pStyle w:val="Compact"/>
             </w:pPr>
             <w:r>
-              <w:t xml:space="preserve">Strollers and Wheelchairs</w:t>
+              <w:t xml:space="preserve">Accessibility</w:t>
             </w:r>
           </w:p>
         </w:tc>

--- a/docx_chapters/11_Trail_1__Seven_Islands.docx
+++ b/docx_chapters/11_Trail_1__Seven_Islands.docx
@@ -2,7 +2,7 @@
 <file path=word/document.xml><?xml version="1.0" encoding="utf-8"?>
 <w:document xmlns:w="http://schemas.openxmlformats.org/wordprocessingml/2006/main" xmlns:m="http://schemas.openxmlformats.org/officeDocument/2006/math" xmlns:r="http://schemas.openxmlformats.org/officeDocument/2006/relationships" xmlns:o="urn:schemas-microsoft-com:office:office" xmlns:v="urn:schemas-microsoft-com:vml" xmlns:w10="urn:schemas-microsoft-com:office:word" xmlns:a="http://schemas.openxmlformats.org/drawingml/2006/main" xmlns:pic="http://schemas.openxmlformats.org/drawingml/2006/picture" xmlns:wp="http://schemas.openxmlformats.org/drawingml/2006/wordprocessingDrawing">
   <w:body>
-    <w:bookmarkStart w:id="30" w:name="trail-1-seven-islands"/>
+    <w:bookmarkStart w:id="25" w:name="trail-1-seven-islands"/>
     <w:p>
       <w:pPr>
         <w:pStyle w:val="Heading2"/>
@@ -45,30 +45,6 @@
       </w:pPr>
       <w:r>
         <w:t xml:space="preserve">trail-01-map.jpeg</w:t>
-      </w:r>
-    </w:p>
-    <w:p>
-      <w:pPr>
-        <w:pStyle w:val="Compact"/>
-        <w:numPr>
-          <w:ilvl w:val="0"/>
-          <w:numId w:val="1001"/>
-        </w:numPr>
-      </w:pPr>
-      <w:r>
-        <w:t xml:space="preserve">pawpaw.jpg</w:t>
-      </w:r>
-    </w:p>
-    <w:p>
-      <w:pPr>
-        <w:pStyle w:val="Compact"/>
-        <w:numPr>
-          <w:ilvl w:val="0"/>
-          <w:numId w:val="1001"/>
-        </w:numPr>
-      </w:pPr>
-      <w:r>
-        <w:t xml:space="preserve">katie-kids-river.jpg</w:t>
       </w:r>
     </w:p>
     <w:p>
@@ -350,7 +326,7 @@
       </w:tr>
     </w:tbl>
     <w:bookmarkEnd w:id="21"/>
-    <w:bookmarkStart w:id="25" w:name="directions-to-the-trailhead"/>
+    <w:bookmarkStart w:id="22" w:name="directions-to-the-trailhead"/>
     <w:p>
       <w:pPr>
         <w:pStyle w:val="Heading3"/>
@@ -383,117 +359,8 @@
         <w:t xml:space="preserve">Park in the large gravel lot (note there is another parking area by a boat launch that is not the correct location for this hike!). We have never had trouble finding a spot even on the busiest of days.</w:t>
       </w:r>
     </w:p>
-    <w:tbl>
-      <w:tblPr>
-        <w:tblStyle w:val="Table"/>
-        <w:tblInd w:w="164" w:type="dxa"/>
-        <w:tblBorders>
-          <w:left w:val="single" w:sz="24" w:space="0" w:color="0758E5"/>
-        </w:tblBorders>
-        <w:tblCellMar>
-          <w:left w:w="0" w:type="dxa"/>
-          <w:right w:w="0" w:type="dxa"/>
-        </w:tblCellMar>
-        <w:tblLook w:firstRow="0" w:lastRow="0" w:firstColumn="0" w:lastColumn="0" w:noHBand="0" w:noVBand="0" w:val="0000"/>
-      </w:tblPr>
-      <w:tblGrid>
-        <w:gridCol w:w="7920"/>
-      </w:tblGrid>
-      <w:tr>
-        <w:trPr>
-          <w:cantSplit/>
-        </w:trPr>
-        <w:tc>
-          <w:tcPr>
-            <w:tcMar>
-              <w:left w:w="144" w:type="dxa"/>
-              <w:right w:w="144" w:type="dxa"/>
-            </w:tcMar>
-          </w:tcPr>
-          <w:p>
-            <w:pPr>
-              <w:pStyle w:val="BodyText"/>
-            </w:pPr>
-            <w:pPr>
-              <w:spacing w:before="0" w:after="8"/>
-              <w:jc w:val="center"/>
-            </w:pPr>
-            <w:r>
-              <w:drawing>
-                <wp:inline>
-                  <wp:extent cx="152400" cy="152400"/>
-                  <wp:effectExtent b="0" l="0" r="0" t="0"/>
-                  <wp:docPr descr="" title="" id="23" name="Picture"/>
-                  <a:graphic>
-                    <a:graphicData uri="http://schemas.openxmlformats.org/drawingml/2006/picture">
-                      <pic:pic>
-                        <pic:nvPicPr>
-                          <pic:cNvPr descr="/Applications/quarto/share/formats/docx/note.png" id="24" name="Picture"/>
-                          <pic:cNvPicPr>
-                            <a:picLocks noChangeArrowheads="1" noChangeAspect="1"/>
-                          </pic:cNvPicPr>
-                        </pic:nvPicPr>
-                        <pic:blipFill>
-                          <a:blip r:embed="rId22"/>
-                          <a:stretch>
-                            <a:fillRect/>
-                          </a:stretch>
-                        </pic:blipFill>
-                        <pic:spPr bwMode="auto">
-                          <a:xfrm>
-                            <a:off x="0" y="0"/>
-                            <a:ext cx="152400" cy="152400"/>
-                          </a:xfrm>
-                          <a:prstGeom prst="rect">
-                            <a:avLst/>
-                          </a:prstGeom>
-                          <a:noFill/>
-                          <a:ln w="9525">
-                            <a:noFill/>
-                            <a:headEnd/>
-                            <a:tailEnd/>
-                          </a:ln>
-                        </pic:spPr>
-                      </pic:pic>
-                    </a:graphicData>
-                  </a:graphic>
-                </wp:inline>
-              </w:drawing>
-            </w:r>
-          </w:p>
-        </w:tc>
-        <w:tc>
-          <w:p>
-            <w:pPr>
-              <w:pStyle w:val="BodyText"/>
-            </w:pPr>
-            <w:pPr>
-              <w:spacing w:before="16" w:after="64"/>
-            </w:pPr>
-            <w:r>
-              <w:rPr>
-                <w:b/>
-                <w:bCs/>
-              </w:rPr>
-              <w:t xml:space="preserve">Paw Paw</w:t>
-            </w:r>
-          </w:p>
-          <w:p>
-            <w:pPr>
-              <w:pStyle w:val="BodyText"/>
-            </w:pPr>
-            <w:pPr>
-              <w:spacing w:before="16"/>
-            </w:pPr>
-            <w:r>
-              <w:t xml:space="preserve">A native fruit found around Seven Islands. Tastes like a mix of an apple and a banana. Look for the paw paw grove on the island, but please take care to not damage or eat any of these fruits!</w:t>
-            </w:r>
-          </w:p>
-        </w:tc>
-      </w:tr>
-    </w:tbl>
-    <w:bookmarkEnd w:id="25"/>
-    <w:bookmarkStart w:id="26" w:name="trail-description"/>
+    <w:bookmarkEnd w:id="22"/>
+    <w:bookmarkStart w:id="23" w:name="trail-description"/>
     <w:p>
       <w:pPr>
         <w:pStyle w:val="Heading3"/>
@@ -829,8 +696,8 @@
         </w:tc>
       </w:tr>
     </w:tbl>
-    <w:bookmarkEnd w:id="26"/>
-    <w:bookmarkStart w:id="29" w:name="nearby"/>
+    <w:bookmarkEnd w:id="23"/>
+    <w:bookmarkStart w:id="24" w:name="nearby"/>
     <w:p>
       <w:pPr>
         <w:pStyle w:val="Heading3"/>
@@ -839,129 +706,8 @@
         <w:t xml:space="preserve">Nearby</w:t>
       </w:r>
     </w:p>
-    <w:tbl>
-      <w:tblPr>
-        <w:tblStyle w:val="Table"/>
-        <w:tblInd w:w="164" w:type="dxa"/>
-        <w:tblBorders>
-          <w:left w:val="single" w:sz="24" w:space="0" w:color="0758E5"/>
-        </w:tblBorders>
-        <w:tblCellMar>
-          <w:left w:w="0" w:type="dxa"/>
-          <w:right w:w="0" w:type="dxa"/>
-        </w:tblCellMar>
-        <w:tblLook w:firstRow="0" w:lastRow="0" w:firstColumn="0" w:lastColumn="0" w:noHBand="0" w:noVBand="0" w:val="0000"/>
-      </w:tblPr>
-      <w:tblGrid>
-        <w:gridCol w:w="7920"/>
-      </w:tblGrid>
-      <w:tr>
-        <w:trPr>
-          <w:cantSplit/>
-        </w:trPr>
-        <w:tc>
-          <w:tcPr>
-            <w:tcMar>
-              <w:left w:w="144" w:type="dxa"/>
-              <w:right w:w="144" w:type="dxa"/>
-            </w:tcMar>
-          </w:tcPr>
-          <w:p>
-            <w:pPr>
-              <w:pStyle w:val="FirstParagraph"/>
-            </w:pPr>
-            <w:pPr>
-              <w:spacing w:before="0" w:after="8"/>
-              <w:jc w:val="center"/>
-            </w:pPr>
-            <w:r>
-              <w:drawing>
-                <wp:inline>
-                  <wp:extent cx="152400" cy="152400"/>
-                  <wp:effectExtent b="0" l="0" r="0" t="0"/>
-                  <wp:docPr descr="" title="" id="27" name="Picture"/>
-                  <a:graphic>
-                    <a:graphicData uri="http://schemas.openxmlformats.org/drawingml/2006/picture">
-                      <pic:pic>
-                        <pic:nvPicPr>
-                          <pic:cNvPr descr="/Applications/quarto/share/formats/docx/note.png" id="28" name="Picture"/>
-                          <pic:cNvPicPr>
-                            <a:picLocks noChangeArrowheads="1" noChangeAspect="1"/>
-                          </pic:cNvPicPr>
-                        </pic:nvPicPr>
-                        <pic:blipFill>
-                          <a:blip r:embed="rId22"/>
-                          <a:stretch>
-                            <a:fillRect/>
-                          </a:stretch>
-                        </pic:blipFill>
-                        <pic:spPr bwMode="auto">
-                          <a:xfrm>
-                            <a:off x="0" y="0"/>
-                            <a:ext cx="152400" cy="152400"/>
-                          </a:xfrm>
-                          <a:prstGeom prst="rect">
-                            <a:avLst/>
-                          </a:prstGeom>
-                          <a:noFill/>
-                          <a:ln w="9525">
-                            <a:noFill/>
-                            <a:headEnd/>
-                            <a:tailEnd/>
-                          </a:ln>
-                        </pic:spPr>
-                      </pic:pic>
-                    </a:graphicData>
-                  </a:graphic>
-                </wp:inline>
-              </w:drawing>
-            </w:r>
-          </w:p>
-        </w:tc>
-        <w:tc>
-          <w:p>
-            <w:pPr>
-              <w:pStyle w:val="BodyText"/>
-            </w:pPr>
-            <w:pPr>
-              <w:spacing w:before="16" w:after="64"/>
-            </w:pPr>
-            <w:r>
-              <w:rPr>
-                <w:b/>
-                <w:bCs/>
-              </w:rPr>
-              <w:t xml:space="preserve">Eastern Bluebird</w:t>
-            </w:r>
-          </w:p>
-          <w:p>
-            <w:pPr>
-              <w:pStyle w:val="BodyText"/>
-            </w:pPr>
-            <w:pPr>
-              <w:spacing w:before="16"/>
-            </w:pPr>
-            <w:r>
-              <w:t xml:space="preserve">While many birds stop over at Seven Islands and areas like that on their migratory routes south (in the fall) and north (in the spring), the Eastern Bluebird is a year-round resident. Bluebirds are obligate cavity nesters - which is why they have experienced such a decline in their population as urban sprawl has increased. Refuges like Seven Islands give them lots of opportunities to find natural cavities to nest in!</w:t>
-            </w:r>
-          </w:p>
-          <w:p>
-            <w:pPr>
-              <w:pStyle w:val="BodyText"/>
-            </w:pPr>
-            <w:pPr>
-              <w:spacing w:after="16"/>
-            </w:pPr>
-            <w:r>
-              <w:t xml:space="preserve">-MaryRose Weatherton</w:t>
-            </w:r>
-          </w:p>
-        </w:tc>
-      </w:tr>
-    </w:tbl>
     <w:p>
       <w:pPr>
-        <w:pStyle w:val="Compact"/>
         <w:numPr>
           <w:ilvl w:val="0"/>
           <w:numId w:val="1002"/>
@@ -985,7 +731,7 @@
       <w:pPr>
         <w:numPr>
           <w:ilvl w:val="0"/>
-          <w:numId w:val="1003"/>
+          <w:numId w:val="1002"/>
         </w:numPr>
       </w:pPr>
       <w:r>
@@ -1020,7 +766,7 @@
       <w:pPr>
         <w:numPr>
           <w:ilvl w:val="0"/>
-          <w:numId w:val="1003"/>
+          <w:numId w:val="1002"/>
         </w:numPr>
       </w:pPr>
       <w:r>
@@ -1037,8 +783,8 @@
         <w:t xml:space="preserve">Consider stopping by kid-friendly Walnut Springs Winery (1175 Midway Rd, Knoxville, TN 37914), open Wednesday-Sunday as of this writing.</w:t>
       </w:r>
     </w:p>
-    <w:bookmarkEnd w:id="29"/>
-    <w:bookmarkEnd w:id="30"/>
+    <w:bookmarkEnd w:id="24"/>
+    <w:bookmarkEnd w:id="25"/>
     <w:sectPr>
       <w:footnotePr>
         <w:numRestart w:val="eachSect"/>
@@ -1259,9 +1005,6 @@
     <w:abstractNumId w:val="991"/>
   </w:num>
   <w:num w:numId="1002">
-    <w:abstractNumId w:val="991"/>
-  </w:num>
-  <w:num w:numId="1003">
     <w:abstractNumId w:val="991"/>
   </w:num>
 </w:numbering>
